--- a/КП/course_project_Slezkin/КП МДК.02.01 2026 (лист задания Слезкин).docx
+++ b/КП/course_project_Slezkin/КП МДК.02.01 2026 (лист задания Слезкин).docx
@@ -916,41 +916,19 @@
         </w:rPr>
         <w:t>трассах</w:t>
       </w:r>
-      <w:r>
-        <w:rPr>
-          <w:u w:val="single"/>
-        </w:rPr>
-        <w:t xml:space="preserve">, </w:t>
-      </w:r>
-      <w:r>
-        <w:rPr>
-          <w:u w:val="single"/>
-        </w:rPr>
-        <w:t>отслеживание</w:t>
-      </w:r>
-      <w:r>
-        <w:rPr>
-          <w:u w:val="single"/>
-        </w:rPr>
-        <w:t xml:space="preserve"> результатов </w:t>
-      </w:r>
-      <w:r>
-        <w:rPr>
-          <w:u w:val="single"/>
-        </w:rPr>
-        <w:t xml:space="preserve">заездов за </w:t>
-      </w:r>
-      <w:r>
-        <w:rPr>
-          <w:u w:val="single"/>
-        </w:rPr>
-        <w:t>сесси</w:t>
-      </w:r>
-      <w:r>
-        <w:rPr>
-          <w:u w:val="single"/>
-        </w:rPr>
-        <w:t xml:space="preserve">ю и </w:t>
+      <w:bookmarkStart w:id="0" w:name="_GoBack"/>
+      <w:bookmarkEnd w:id="0"/>
+      <w:r>
+        <w:rPr>
+          <w:u w:val="single"/>
+        </w:rPr>
+        <w:t xml:space="preserve"> </w:t>
+      </w:r>
+      <w:r>
+        <w:rPr>
+          <w:u w:val="single"/>
+        </w:rPr>
+        <w:t xml:space="preserve">и </w:t>
       </w:r>
       <w:r>
         <w:rPr>
@@ -1747,8 +1725,6 @@
         </w:rPr>
         <w:t>–</w:t>
       </w:r>
-      <w:bookmarkStart w:id="0" w:name="_GoBack"/>
-      <w:bookmarkEnd w:id="0"/>
       <w:r>
         <w:rPr>
           <w:color w:val="000000"/>
